--- a/lab1/VisualLAB1.docx
+++ b/lab1/VisualLAB1.docx
@@ -258,13 +258,6 @@
       <w:pPr>
         <w:spacing w:after="160"/>
         <w:jc w:val="center"/>
-        <w:rPr>
-          <w:rFonts w:ascii="Times New Roman" w:hAnsi="Times New Roman" w:cs="Times New Roman"/>
-          <w:sz w:val="28"/>
-          <w:szCs w:val="28"/>
-        </w:rPr>
-      </w:pPr>
-      <w:r>
         <w:rPr>
           <w:rStyle w:val="Strong"/>
           <w:rFonts w:ascii="Times New Roman" w:eastAsia="Times New Roman" w:hAnsi="Times New Roman" w:cs="Times New Roman"/>
@@ -274,17 +267,7 @@
           <w:szCs w:val="28"/>
           <w:lang w:val="en-UA" w:eastAsia="en-GB"/>
         </w:rPr>
-        <w:t>«</w:t>
-      </w:r>
-      <w:r>
-        <w:rPr>
-          <w:rFonts w:ascii="Times New Roman" w:hAnsi="Times New Roman" w:cs="Times New Roman"/>
-          <w:sz w:val="28"/>
-          <w:szCs w:val="28"/>
-          <w:lang w:val="uk-UA"/>
-        </w:rPr>
-        <w:t>Технології аналізу та візуалізації даних</w:t>
-      </w:r>
+      </w:pPr>
       <w:r>
         <w:rPr>
           <w:rStyle w:val="Strong"/>
@@ -295,16 +278,53 @@
           <w:szCs w:val="28"/>
           <w:lang w:val="en-UA" w:eastAsia="en-GB"/>
         </w:rPr>
+        <w:t>«</w:t>
+      </w:r>
+      <w:r>
+        <w:rPr>
+          <w:rFonts w:ascii="Times New Roman" w:hAnsi="Times New Roman" w:cs="Times New Roman"/>
+          <w:sz w:val="28"/>
+          <w:szCs w:val="28"/>
+          <w:lang w:val="uk-UA"/>
+        </w:rPr>
+        <w:t>Технології аналізу та візуалізації даних</w:t>
+      </w:r>
+      <w:r>
+        <w:rPr>
+          <w:rStyle w:val="Strong"/>
+          <w:rFonts w:ascii="Times New Roman" w:eastAsia="Times New Roman" w:hAnsi="Times New Roman" w:cs="Times New Roman"/>
+          <w:b w:val="0"/>
+          <w:bCs w:val="0"/>
+          <w:sz w:val="28"/>
+          <w:szCs w:val="28"/>
+          <w:lang w:val="en-UA" w:eastAsia="en-GB"/>
+        </w:rPr>
         <w:t>»</w:t>
       </w:r>
     </w:p>
     <w:p>
       <w:pPr>
-        <w:spacing w:after="240"/>
+        <w:spacing w:after="160"/>
+        <w:jc w:val="center"/>
         <w:rPr>
           <w:rFonts w:ascii="Times New Roman" w:hAnsi="Times New Roman" w:cs="Times New Roman"/>
-        </w:rPr>
-      </w:pPr>
+          <w:sz w:val="28"/>
+          <w:szCs w:val="28"/>
+          <w:lang w:val="uk-UA"/>
+        </w:rPr>
+      </w:pPr>
+      <w:r>
+        <w:rPr>
+          <w:rStyle w:val="Strong"/>
+          <w:rFonts w:ascii="Times New Roman" w:eastAsia="Times New Roman" w:hAnsi="Times New Roman" w:cs="Times New Roman"/>
+          <w:b w:val="0"/>
+          <w:bCs w:val="0"/>
+          <w:sz w:val="28"/>
+          <w:szCs w:val="28"/>
+          <w:lang w:val="uk-UA" w:eastAsia="en-GB"/>
+        </w:rPr>
+        <w:t>Варіант 9</w:t>
+      </w:r>
       <w:r>
         <w:rPr>
           <w:rFonts w:ascii="Times New Roman" w:hAnsi="Times New Roman" w:cs="Times New Roman"/>
@@ -667,9 +687,6 @@
     <w:p>
       <w:pPr>
         <w:pStyle w:val="Heading1"/>
-        <w:rPr>
-          <w:lang w:val="uk-UA"/>
-        </w:rPr>
       </w:pPr>
       <w:r>
         <w:rPr>
@@ -678,28 +695,6 @@
           <w:bCs/>
         </w:rPr>
         <w:lastRenderedPageBreak/>
-        <w:t>ЗВІТ ДО ЛАБОРАТОРНОЇ РОБОТИ</w:t>
-      </w:r>
-      <w:r>
-        <w:rPr>
-          <w:rStyle w:val="Strong"/>
-          <w:b/>
-          <w:bCs/>
-          <w:lang w:val="uk-UA"/>
-        </w:rPr>
-        <w:t xml:space="preserve"> ВАРІАНТ 9</w:t>
-      </w:r>
-    </w:p>
-    <w:p>
-      <w:pPr>
-        <w:pStyle w:val="Heading1"/>
-      </w:pPr>
-      <w:r>
-        <w:rPr>
-          <w:rStyle w:val="Strong"/>
-          <w:b/>
-          <w:bCs/>
-        </w:rPr>
         <w:t xml:space="preserve">1. </w:t>
       </w:r>
       <w:proofErr w:type="spellStart"/>
@@ -933,8 +928,11 @@
         <w:jc w:val="both"/>
       </w:pPr>
       <w:r>
+        <w:t xml:space="preserve">Фасетні діаграми рейтингів по районах з фасетуванням за типом кухні дозволили наочно порівняти рівень оцінок ресторанів у різних частинах міста. </w:t>
+      </w:r>
+      <w:r>
         <w:lastRenderedPageBreak/>
-        <w:t>Фасетні діаграми рейтингів по районах з фасетуванням за типом кухні дозволили наочно порівняти рівень оцінок ресторанів у різних частинах міста. Завдяки такому підходу стало можливим виявити відмінності в рейтингах для одного й того ж типу кухні залежно від району розташування.</w:t>
+        <w:t>Завдяки такому підходу стало можливим виявити відмінності в рейтингах для одного й того ж типу кухні залежно від району розташування.</w:t>
       </w:r>
     </w:p>
     <w:p>
@@ -1352,14 +1350,27 @@
       <w:r>
         <w:t xml:space="preserve">Офіційна документація CRAN: </w:t>
       </w:r>
-      <w:hyperlink r:id="rId9" w:history="1">
-        <w:r>
-          <w:rPr>
-            <w:rStyle w:val="Hyperlink"/>
-          </w:rPr>
-          <w:t>https://cran.r-project.org</w:t>
-        </w:r>
-      </w:hyperlink>
+      <w:r>
+        <w:fldChar w:fldCharType="begin"/>
+      </w:r>
+      <w:r>
+        <w:instrText xml:space="preserve"> HYPERLINK "https://cran.r-project.org" </w:instrText>
+      </w:r>
+      <w:r>
+        <w:fldChar w:fldCharType="separate"/>
+      </w:r>
+      <w:r>
+        <w:rPr>
+          <w:rStyle w:val="Hyperlink"/>
+        </w:rPr>
+        <w:t>https://cran.r-project.org</w:t>
+      </w:r>
+      <w:r>
+        <w:rPr>
+          <w:rStyle w:val="Hyperlink"/>
+        </w:rPr>
+        <w:fldChar w:fldCharType="end"/>
+      </w:r>
     </w:p>
     <w:p>
       <w:pPr>
@@ -1374,13 +1385,19 @@
     <w:p>
       <w:pPr>
         <w:pStyle w:val="Heading1"/>
+        <w:rPr>
+          <w:lang w:val="uk-UA"/>
+        </w:rPr>
+      </w:pPr>
+      <w:r>
         <w:rPr>
           <w:rStyle w:val="Strong"/>
           <w:b/>
           <w:bCs/>
-          <w:lang w:val="uk-UA"/>
-        </w:rPr>
-      </w:pPr>
+        </w:rPr>
+        <w:lastRenderedPageBreak/>
+        <w:t xml:space="preserve">6. </w:t>
+      </w:r>
       <w:r>
         <w:rPr>
           <w:rStyle w:val="Strong"/>
@@ -1388,8 +1405,7 @@
           <w:bCs/>
           <w:lang w:val="uk-UA"/>
         </w:rPr>
-        <w:lastRenderedPageBreak/>
-        <w:t>Скрипт та графіки</w:t>
+        <w:t>Скрипт</w:t>
       </w:r>
     </w:p>
     <w:p>
